--- a/assets/11-T Análisis de la propuesta comercial.docx
+++ b/assets/11-T Análisis de la propuesta comercial.docx
@@ -16,15 +16,33 @@
         <w:p>
           <w:pPr>
             <w:pStyle w:val="Ttulo"/>
-            <w:rPr>
-              <w:lang w:val="es-AR"/>
-            </w:rPr>
+            <w:pBdr>
+              <w:left w:val="double" w:color="1F4E79" w:sz="54" w:space="4"/>
+            </w:pBdr>
+            <w:spacing w:after="0" w:line="420" w:lineRule="exact"/>
           </w:pPr>
           <w:r>
             <w:rPr>
+              <w:rFonts w:ascii="Arial Black" w:hAnsi="Arial Black" w:eastAsia="Arial Black" w:cs="Arial Black"/>
+              <w:b w:val="0"/>
+              <w:bCs w:val="0"/>
+              <w:i w:val="0"/>
+              <w:iCs w:val="0"/>
+              <w:caps w:val="1"/>
+              <w:noProof w:val="0"/>
+              <w:color w:val="1F4E79" w:themeColor="accent1" w:themeTint="FF" w:themeShade="80"/>
+              <w:sz w:val="38"/>
+              <w:szCs w:val="38"/>
               <w:lang w:val="es-AR"/>
             </w:rPr>
-            <w:t>[NOMBRE DEL CASO]</w:t>
+            <w:t xml:space="preserve">  Inversora de Capilla S.A. </w:t>
+          </w:r>
+          <w:r>
+            <w:rPr>
+              <w:noProof w:val="0"/>
+              <w:lang w:val="es-AR"/>
+            </w:rPr>
+            <w:t xml:space="preserve"> </w:t>
           </w:r>
         </w:p>
       </w:sdtContent>
@@ -84,26 +102,12 @@
         </w:rPr>
         <w:t xml:space="preserve">Grupo </w:t>
       </w:r>
-      <w:sdt>
-        <w:sdtPr>
-          <w:rPr>
-            <w:lang w:val="es-AR"/>
-          </w:rPr>
-          <w:id w:val="926769433"/>
-          <w:placeholder>
-            <w:docPart w:val="B11B3E6F0AC542D4A2C15FF4FEFB59F5"/>
-          </w:placeholder>
-          <w:temporary/>
-        </w:sdtPr>
-        <w:sdtContent>
-          <w:r>
-            <w:rPr>
-              <w:lang w:val="es-AR"/>
-            </w:rPr>
-            <w:t>[Nro. De Grupo]</w:t>
-          </w:r>
-        </w:sdtContent>
-      </w:sdt>
+      <w:r>
+        <w:rPr>
+          <w:lang w:val="es-AR"/>
+        </w:rPr>
+        <w:t>3</w:t>
+      </w:r>
       <w:r>
         <w:rPr>
           <w:lang w:val="es-AR"/>
@@ -135,6 +139,11 @@
             <w:t>[Fecha de Entrega]</w:t>
           </w:r>
         </w:sdtContent>
+        <w:sdtEndPr>
+          <w:rPr>
+            <w:lang w:val="es-AR"/>
+          </w:rPr>
+        </w:sdtEndPr>
       </w:sdt>
     </w:p>
     <w:p>
@@ -2478,6 +2487,7 @@
           <w:tcPr>
             <w:cnfStyle w:val="001000000000" w:firstRow="0" w:lastRow="0" w:firstColumn="1" w:lastColumn="0" w:oddVBand="0" w:evenVBand="0" w:oddHBand="0" w:evenHBand="0" w:firstRowFirstColumn="0" w:firstRowLastColumn="0" w:lastRowFirstColumn="0" w:lastRowLastColumn="0"/>
             <w:tcW w:w="308" w:type="pct"/>
+            <w:tcMar/>
             <w:hideMark/>
           </w:tcPr>
           <w:p>
@@ -3045,19 +3055,25 @@
         </w:tc>
         <w:tc>
           <w:tcPr>
+            <w:cnfStyle w:val="000000000000" w:firstRow="0" w:lastRow="0" w:firstColumn="0" w:lastColumn="0" w:oddVBand="0" w:evenVBand="0" w:oddHBand="0" w:evenHBand="0" w:firstRowFirstColumn="0" w:firstRowLastColumn="0" w:lastRowFirstColumn="0" w:lastRowLastColumn="0"/>
             <w:tcW w:w="4692" w:type="pct"/>
+            <w:tcMar/>
             <w:hideMark/>
           </w:tcPr>
           <w:p>
             <w:pPr>
               <w:pStyle w:val="Textodesugerencia"/>
               <w:cnfStyle w:val="000000000000" w:firstRow="0" w:lastRow="0" w:firstColumn="0" w:lastColumn="0" w:oddVBand="0" w:evenVBand="0" w:oddHBand="0" w:evenHBand="0" w:firstRowFirstColumn="0" w:firstRowLastColumn="0" w:lastRowFirstColumn="0" w:lastRowLastColumn="0"/>
+              <w:rPr>
+                <w:rFonts w:ascii="Arial" w:hAnsi="Arial" w:eastAsia="Times New Roman" w:cs="Arial"/>
+                <w:color w:val="7F7F7F" w:themeColor="text1" w:themeTint="80" w:themeShade="FF"/>
+                <w:lang w:eastAsia="es-AR"/>
+              </w:rPr>
             </w:pPr>
             <w:r>
               <w:rPr>
                 <w:rFonts w:ascii="Arial" w:hAnsi="Arial" w:eastAsia="Times New Roman" w:cs="Arial"/>
-                <w:color w:val="7F7F7F"/>
-                <w:szCs w:val="16"/>
+                <w:color w:val="7F7F7F" w:themeColor="text1" w:themeTint="80" w:themeShade="FF"/>
                 <w:lang w:eastAsia="es-AR"/>
               </w:rPr>
               <w:t>Elabore un resumen</w:t>
@@ -3065,8 +3081,7 @@
             <w:r>
               <w:rPr>
                 <w:rFonts w:ascii="Arial" w:hAnsi="Arial" w:eastAsia="Times New Roman" w:cs="Arial"/>
-                <w:color w:val="7F7F7F"/>
-                <w:szCs w:val="16"/>
+                <w:color w:val="7F7F7F" w:themeColor="text1" w:themeTint="80" w:themeShade="FF"/>
                 <w:lang w:eastAsia="es-AR"/>
               </w:rPr>
               <w:t xml:space="preserve"> por proveedor</w:t>
@@ -3074,8 +3089,7 @@
             <w:r>
               <w:rPr>
                 <w:rFonts w:ascii="Arial" w:hAnsi="Arial" w:eastAsia="Times New Roman" w:cs="Arial"/>
-                <w:color w:val="7F7F7F"/>
-                <w:szCs w:val="16"/>
+                <w:color w:val="7F7F7F" w:themeColor="text1" w:themeTint="80" w:themeShade="FF"/>
                 <w:lang w:eastAsia="es-AR"/>
               </w:rPr>
               <w:t xml:space="preserve"> de cada área de evaluación, explicando los motivos principales que l</w:t>
@@ -3083,8 +3097,7 @@
             <w:r>
               <w:rPr>
                 <w:rFonts w:ascii="Arial" w:hAnsi="Arial" w:eastAsia="Times New Roman" w:cs="Arial"/>
-                <w:color w:val="7F7F7F"/>
-                <w:szCs w:val="16"/>
+                <w:color w:val="7F7F7F" w:themeColor="text1" w:themeTint="80" w:themeShade="FF"/>
                 <w:lang w:eastAsia="es-AR"/>
               </w:rPr>
               <w:t>o</w:t>
@@ -3092,8 +3105,7 @@
             <w:r>
               <w:rPr>
                 <w:rFonts w:ascii="Arial" w:hAnsi="Arial" w:eastAsia="Times New Roman" w:cs="Arial"/>
-                <w:color w:val="7F7F7F"/>
-                <w:szCs w:val="16"/>
+                <w:color w:val="7F7F7F" w:themeColor="text1" w:themeTint="80" w:themeShade="FF"/>
                 <w:lang w:eastAsia="es-AR"/>
               </w:rPr>
               <w:t xml:space="preserve"> colocan a la altura de las expectativas o por debajo de ellas.</w:t>
@@ -3101,8 +3113,7 @@
             <w:r>
               <w:rPr>
                 <w:rFonts w:ascii="Arial" w:hAnsi="Arial" w:eastAsia="Times New Roman" w:cs="Arial"/>
-                <w:color w:val="7F7F7F"/>
-                <w:szCs w:val="16"/>
+                <w:color w:val="7F7F7F" w:themeColor="text1" w:themeTint="80" w:themeShade="FF"/>
                 <w:lang w:eastAsia="es-AR"/>
               </w:rPr>
               <w:t xml:space="preserve"> </w:t>
@@ -3110,8 +3121,7 @@
             <w:r>
               <w:rPr>
                 <w:rFonts w:ascii="Arial" w:hAnsi="Arial" w:eastAsia="Times New Roman" w:cs="Arial"/>
-                <w:color w:val="7F7F7F"/>
-                <w:szCs w:val="16"/>
+                <w:color w:val="7F7F7F" w:themeColor="text1" w:themeTint="80" w:themeShade="FF"/>
                 <w:lang w:eastAsia="es-AR"/>
               </w:rPr>
               <w:t>Apoye cada descripción con un gráfico que muestre el cumplimiento de cada aspecto</w:t>
@@ -3120,6 +3130,400 @@
         </w:tc>
       </w:tr>
     </w:tbl>
+    <w:p>
+      <w:pPr>
+        <w:pStyle w:val="Ttulo4"/>
+      </w:pPr>
+      <w:r>
+        <w:rPr>
+          <w:rFonts w:ascii="Arial" w:hAnsi="Arial" w:eastAsia="Arial" w:cs="Arial"/>
+          <w:noProof w:val="0"/>
+          <w:sz w:val="18"/>
+          <w:szCs w:val="18"/>
+          <w:lang w:val="es-AR"/>
+        </w:rPr>
+        <w:t>Microsoft Dynamics 365 + SharePoint</w:t>
+      </w:r>
+    </w:p>
+    <w:p>
+      <w:pPr>
+        <w:pStyle w:val="Normal"/>
+        <w:rPr>
+          <w:noProof w:val="0"/>
+          <w:lang w:val="es-AR"/>
+        </w:rPr>
+      </w:pPr>
+      <w:r>
+        <w:drawing>
+          <wp:inline wp14:editId="5B2C2B61" wp14:anchorId="3D8354B3">
+            <wp:extent cx="5724525" cy="1695450"/>
+            <wp:effectExtent l="0" t="0" r="0" b="0"/>
+            <wp:docPr id="2127978123" name="drawing"/>
+            <wp:cNvGraphicFramePr>
+              <a:graphicFrameLocks noChangeAspect="1"/>
+            </wp:cNvGraphicFramePr>
+            <a:graphic>
+              <a:graphicData xmlns:a="http://schemas.openxmlformats.org/drawingml/2006/main" uri="http://schemas.openxmlformats.org/drawingml/2006/picture">
+                <pic:pic xmlns:pic="http://schemas.openxmlformats.org/drawingml/2006/picture">
+                  <pic:nvPicPr>
+                    <pic:cNvPr id="2127978123" name="Picture 2127978123"/>
+                    <pic:cNvPicPr/>
+                  </pic:nvPicPr>
+                  <pic:blipFill>
+                    <a:blip xmlns:r="http://schemas.openxmlformats.org/officeDocument/2006/relationships" r:embed="rId53710336">
+                      <a:extLst>
+                        <a:ext uri="{28A0092B-C50C-407E-A947-70E740481C1C}">
+                          <a14:useLocalDpi xmlns:a14="http://schemas.microsoft.com/office/drawing/2010/main"/>
+                        </a:ext>
+                      </a:extLst>
+                    </a:blip>
+                    <a:stretch>
+                      <a:fillRect/>
+                    </a:stretch>
+                  </pic:blipFill>
+                  <pic:spPr>
+                    <a:xfrm>
+                      <a:off x="0" y="0"/>
+                      <a:ext cx="5724525" cy="1695450"/>
+                    </a:xfrm>
+                    <a:prstGeom prst="rect">
+                      <a:avLst/>
+                    </a:prstGeom>
+                  </pic:spPr>
+                </pic:pic>
+              </a:graphicData>
+            </a:graphic>
+          </wp:inline>
+        </w:drawing>
+      </w:r>
+    </w:p>
+    <w:p>
+      <w:r>
+        <w:rPr>
+          <w:rFonts w:ascii="Arial" w:hAnsi="Arial" w:eastAsia="Arial" w:cs="Arial"/>
+          <w:b w:val="1"/>
+          <w:bCs w:val="1"/>
+          <w:noProof w:val="0"/>
+          <w:sz w:val="18"/>
+          <w:szCs w:val="18"/>
+          <w:lang w:val="es-AR"/>
+        </w:rPr>
+        <w:t>Funcional — 92% de cumplimiento.</w:t>
+      </w:r>
+      <w:r>
+        <w:br/>
+      </w:r>
+      <w:r>
+        <w:rPr>
+          <w:rFonts w:ascii="Arial" w:hAnsi="Arial" w:eastAsia="Arial" w:cs="Arial"/>
+          <w:noProof w:val="0"/>
+          <w:sz w:val="18"/>
+          <w:szCs w:val="18"/>
+          <w:lang w:val="es-AR"/>
+        </w:rPr>
+        <w:t xml:space="preserve"> Cubre de forma sólida la gestión de contactos, el pipeline comercial y los reportes estándar, con un desempeño parejo en CRM. El margen no cubierto se concentra en gestión de proyectos y obra, donde varias funcionalidades clave (seguimiento de contratistas, control de cronograma) requieren configuración o desarrollo adicional en lugar de estar disponibles nativamente.</w:t>
+      </w:r>
+    </w:p>
+    <w:p>
+      <w:r>
+        <w:rPr>
+          <w:rFonts w:ascii="Arial" w:hAnsi="Arial" w:eastAsia="Arial" w:cs="Arial"/>
+          <w:b w:val="1"/>
+          <w:bCs w:val="1"/>
+          <w:noProof w:val="0"/>
+          <w:sz w:val="18"/>
+          <w:szCs w:val="18"/>
+          <w:lang w:val="es-AR"/>
+        </w:rPr>
+        <w:t>Técnico — 97% de cumplimiento.</w:t>
+      </w:r>
+      <w:r>
+        <w:br/>
+      </w:r>
+      <w:r>
+        <w:rPr>
+          <w:rFonts w:ascii="Arial" w:hAnsi="Arial" w:eastAsia="Arial" w:cs="Arial"/>
+          <w:noProof w:val="0"/>
+          <w:sz w:val="18"/>
+          <w:szCs w:val="18"/>
+          <w:lang w:val="es-AR"/>
+        </w:rPr>
+        <w:t xml:space="preserve"> Es el aspecto de mejor desempeño relativo, sostenido por una arquitectura </w:t>
+      </w:r>
+      <w:r>
+        <w:rPr>
+          <w:rFonts w:ascii="Arial" w:hAnsi="Arial" w:eastAsia="Arial" w:cs="Arial"/>
+          <w:noProof w:val="0"/>
+          <w:sz w:val="18"/>
+          <w:szCs w:val="18"/>
+          <w:lang w:val="es-AR"/>
+        </w:rPr>
+        <w:t>cloud</w:t>
+      </w:r>
+      <w:r>
+        <w:rPr>
+          <w:rFonts w:ascii="Arial" w:hAnsi="Arial" w:eastAsia="Arial" w:cs="Arial"/>
+          <w:noProof w:val="0"/>
+          <w:sz w:val="18"/>
+          <w:szCs w:val="18"/>
+          <w:lang w:val="es-AR"/>
+        </w:rPr>
+        <w:t xml:space="preserve"> robusta, alta disponibilidad e integraciones nativas dentro del ecosistema Microsoft. El pequeño margen restante corresponde a aspectos de operación (autogestión sin código) donde la plataforma exige mayor intervención técnica que la alternativa evaluada.</w:t>
+      </w:r>
+    </w:p>
+    <w:p>
+      <w:r>
+        <w:rPr>
+          <w:rFonts w:ascii="Arial" w:hAnsi="Arial" w:eastAsia="Arial" w:cs="Arial"/>
+          <w:b w:val="1"/>
+          <w:bCs w:val="1"/>
+          <w:noProof w:val="0"/>
+          <w:sz w:val="18"/>
+          <w:szCs w:val="18"/>
+          <w:lang w:val="es-AR"/>
+        </w:rPr>
+        <w:t>Económico — 64% de cumplimiento.</w:t>
+      </w:r>
+      <w:r>
+        <w:br/>
+      </w:r>
+      <w:r>
+        <w:rPr>
+          <w:rFonts w:ascii="Arial" w:hAnsi="Arial" w:eastAsia="Arial" w:cs="Arial"/>
+          <w:noProof w:val="0"/>
+          <w:sz w:val="18"/>
+          <w:szCs w:val="18"/>
+          <w:lang w:val="es-AR"/>
+        </w:rPr>
+        <w:t xml:space="preserve"> Es el punto más débil del proveedor. El licenciamiento por usuario (USD 91-120/mes) y los costos de implementación se ubican en los rangos más altos de la escala económica del RFP, lo que reduce sensiblemente su puntaje en este aspecto pese a tener buen desempeño funcional y técnico.</w:t>
+      </w:r>
+    </w:p>
+    <w:p>
+      <w:r>
+        <w:rPr>
+          <w:rFonts w:ascii="Arial" w:hAnsi="Arial" w:eastAsia="Arial" w:cs="Arial"/>
+          <w:b w:val="1"/>
+          <w:bCs w:val="1"/>
+          <w:noProof w:val="0"/>
+          <w:sz w:val="18"/>
+          <w:szCs w:val="18"/>
+          <w:lang w:val="es-AR"/>
+        </w:rPr>
+        <w:t>Proveedor — 96% de cumplimiento.</w:t>
+      </w:r>
+      <w:r>
+        <w:br/>
+      </w:r>
+      <w:r>
+        <w:rPr>
+          <w:rFonts w:ascii="Arial" w:hAnsi="Arial" w:eastAsia="Arial" w:cs="Arial"/>
+          <w:noProof w:val="0"/>
+          <w:sz w:val="18"/>
+          <w:szCs w:val="18"/>
+          <w:lang w:val="es-AR"/>
+        </w:rPr>
+        <w:t xml:space="preserve"> Refleja la solidez corporativa de Microsoft: trayectoria, presencia internacional, ecosistema de soporte y certificaciones. Es, junto con el técnico, su aspecto más fuerte.</w:t>
+      </w:r>
+    </w:p>
+    <w:p>
+      <w:pPr>
+        <w:pStyle w:val="Ttulo4"/>
+      </w:pPr>
+      <w:r>
+        <w:rPr>
+          <w:rFonts w:ascii="Arial" w:hAnsi="Arial" w:eastAsia="Arial" w:cs="Arial"/>
+          <w:noProof w:val="0"/>
+          <w:sz w:val="18"/>
+          <w:szCs w:val="18"/>
+          <w:lang w:val="es-AR"/>
+        </w:rPr>
+        <w:t>Zoho One</w:t>
+      </w:r>
+    </w:p>
+    <w:p>
+      <w:pPr>
+        <w:pStyle w:val="Normal"/>
+      </w:pPr>
+      <w:r>
+        <w:drawing>
+          <wp:inline wp14:editId="06C8E0D0" wp14:anchorId="5B5A0FF4">
+            <wp:extent cx="5724525" cy="1695450"/>
+            <wp:effectExtent l="0" t="0" r="0" b="0"/>
+            <wp:docPr id="105504370" name="drawing"/>
+            <wp:cNvGraphicFramePr>
+              <a:graphicFrameLocks noChangeAspect="1"/>
+            </wp:cNvGraphicFramePr>
+            <a:graphic>
+              <a:graphicData xmlns:a="http://schemas.openxmlformats.org/drawingml/2006/main" uri="http://schemas.openxmlformats.org/drawingml/2006/picture">
+                <pic:pic xmlns:pic="http://schemas.openxmlformats.org/drawingml/2006/picture">
+                  <pic:nvPicPr>
+                    <pic:cNvPr id="105504370" name="Picture 105504370"/>
+                    <pic:cNvPicPr/>
+                  </pic:nvPicPr>
+                  <pic:blipFill>
+                    <a:blip xmlns:r="http://schemas.openxmlformats.org/officeDocument/2006/relationships" r:embed="rId17815478">
+                      <a:extLst>
+                        <a:ext uri="{28A0092B-C50C-407E-A947-70E740481C1C}">
+                          <a14:useLocalDpi xmlns:a14="http://schemas.microsoft.com/office/drawing/2010/main"/>
+                        </a:ext>
+                      </a:extLst>
+                    </a:blip>
+                    <a:stretch>
+                      <a:fillRect/>
+                    </a:stretch>
+                  </pic:blipFill>
+                  <pic:spPr>
+                    <a:xfrm>
+                      <a:off x="0" y="0"/>
+                      <a:ext cx="5724525" cy="1695450"/>
+                    </a:xfrm>
+                    <a:prstGeom prst="rect">
+                      <a:avLst/>
+                    </a:prstGeom>
+                  </pic:spPr>
+                </pic:pic>
+              </a:graphicData>
+            </a:graphic>
+          </wp:inline>
+        </w:drawing>
+      </w:r>
+    </w:p>
+    <w:p>
+      <w:r>
+        <w:rPr>
+          <w:rFonts w:ascii="Arial" w:hAnsi="Arial" w:eastAsia="Arial" w:cs="Arial"/>
+          <w:b w:val="1"/>
+          <w:bCs w:val="1"/>
+          <w:noProof w:val="0"/>
+          <w:sz w:val="18"/>
+          <w:szCs w:val="18"/>
+          <w:lang w:val="es-AR"/>
+        </w:rPr>
+        <w:t>Funcional — 93% de cumplimiento.</w:t>
+      </w:r>
+      <w:r>
+        <w:br/>
+      </w:r>
+      <w:r>
+        <w:rPr>
+          <w:rFonts w:ascii="Arial" w:hAnsi="Arial" w:eastAsia="Arial" w:cs="Arial"/>
+          <w:noProof w:val="0"/>
+          <w:sz w:val="18"/>
+          <w:szCs w:val="18"/>
+          <w:lang w:val="es-AR"/>
+        </w:rPr>
+        <w:t xml:space="preserve"> Levemente por encima de MS Dynamics, con mejor cobertura nativa en gestión de proyectos y documentación de obra — un área crítica dado el volumen de contratistas de Inversora de Capilla. El margen restante se concentra en funcionalidades avanzadas de BI y automatización de workflows complejos.</w:t>
+      </w:r>
+    </w:p>
+    <w:p>
+      <w:r>
+        <w:rPr>
+          <w:rFonts w:ascii="Arial" w:hAnsi="Arial" w:eastAsia="Arial" w:cs="Arial"/>
+          <w:b w:val="1"/>
+          <w:bCs w:val="1"/>
+          <w:noProof w:val="0"/>
+          <w:sz w:val="18"/>
+          <w:szCs w:val="18"/>
+          <w:lang w:val="es-AR"/>
+        </w:rPr>
+        <w:t>Técnico — 90% de cumplimiento.</w:t>
+      </w:r>
+      <w:r>
+        <w:br/>
+      </w:r>
+      <w:r>
+        <w:rPr>
+          <w:rFonts w:ascii="Arial" w:hAnsi="Arial" w:eastAsia="Arial" w:cs="Arial"/>
+          <w:noProof w:val="0"/>
+          <w:sz w:val="18"/>
+          <w:szCs w:val="18"/>
+          <w:lang w:val="es-AR"/>
+        </w:rPr>
+        <w:t xml:space="preserve"> Es su aspecto relativamente más débil frente a MS Dynamics, aunque sigue siendo un desempeño alto en términos absolutos. La diferencia se explica por integraciones avanzadas con sistemas externos, donde Zoho ofrece conectores no-code en lugar de integración nativa profunda.</w:t>
+      </w:r>
+    </w:p>
+    <w:p>
+      <w:r>
+        <w:rPr>
+          <w:rFonts w:ascii="Arial" w:hAnsi="Arial" w:eastAsia="Arial" w:cs="Arial"/>
+          <w:b w:val="1"/>
+          <w:bCs w:val="1"/>
+          <w:noProof w:val="0"/>
+          <w:sz w:val="18"/>
+          <w:szCs w:val="18"/>
+          <w:lang w:val="es-AR"/>
+        </w:rPr>
+        <w:t>Económico — 90% de cumplimiento.</w:t>
+      </w:r>
+      <w:r>
+        <w:br/>
+      </w:r>
+      <w:r>
+        <w:rPr>
+          <w:rFonts w:ascii="Arial" w:hAnsi="Arial" w:eastAsia="Arial" w:cs="Arial"/>
+          <w:noProof w:val="0"/>
+          <w:sz w:val="18"/>
+          <w:szCs w:val="18"/>
+          <w:lang w:val="es-AR"/>
+        </w:rPr>
+        <w:t xml:space="preserve"> Es su mayor fortaleza y el factor que más contribuye a su selección. El licenciamiento competitivo (USD 41-60/mes), los menores costos de implementación y un Costo Total de Propiedad a 3 años de apenas USD 40.260 lo posicionan muy por encima de MS Dynamics en este aspecto.</w:t>
+      </w:r>
+    </w:p>
+    <w:p>
+      <w:r>
+        <w:rPr>
+          <w:rFonts w:ascii="Arial" w:hAnsi="Arial" w:eastAsia="Arial" w:cs="Arial"/>
+          <w:b w:val="1"/>
+          <w:bCs w:val="1"/>
+          <w:noProof w:val="0"/>
+          <w:sz w:val="18"/>
+          <w:szCs w:val="18"/>
+          <w:lang w:val="es-AR"/>
+        </w:rPr>
+        <w:t>Proveedor — 87% de cumplimiento.</w:t>
+      </w:r>
+      <w:r>
+        <w:br/>
+      </w:r>
+      <w:r>
+        <w:rPr>
+          <w:rFonts w:ascii="Arial" w:hAnsi="Arial" w:eastAsia="Arial" w:cs="Arial"/>
+          <w:noProof w:val="0"/>
+          <w:sz w:val="18"/>
+          <w:szCs w:val="18"/>
+          <w:lang w:val="es-AR"/>
+        </w:rPr>
+        <w:t xml:space="preserve"> Buen desempeño general, aunque algo por debajo de MS Dynamics en ecosistema de </w:t>
+      </w:r>
+      <w:r>
+        <w:rPr>
+          <w:rFonts w:ascii="Arial" w:hAnsi="Arial" w:eastAsia="Arial" w:cs="Arial"/>
+          <w:noProof w:val="0"/>
+          <w:sz w:val="18"/>
+          <w:szCs w:val="18"/>
+          <w:lang w:val="es-AR"/>
+        </w:rPr>
+        <w:t>partners</w:t>
+      </w:r>
+      <w:r>
+        <w:rPr>
+          <w:rFonts w:ascii="Arial" w:hAnsi="Arial" w:eastAsia="Arial" w:cs="Arial"/>
+          <w:noProof w:val="0"/>
+          <w:sz w:val="18"/>
+          <w:szCs w:val="18"/>
+          <w:lang w:val="es-AR"/>
+        </w:rPr>
+        <w:t xml:space="preserve"> y soporte premium. Su estrategia de bootstrapping y reinversión en I+D compensan parcialmente la menor presencia corporativa frente a Microsoft.</w:t>
+      </w:r>
+    </w:p>
+    <w:p>
+      <w:pPr>
+        <w:rPr>
+          <w:noProof w:val="0"/>
+          <w:lang w:val="es-AR"/>
+        </w:rPr>
+      </w:pPr>
+    </w:p>
     <w:p>
       <w:pPr>
         <w:pStyle w:val="Ttulo2"/>
@@ -3152,6 +3556,7 @@
           <w:tcPr>
             <w:cnfStyle w:val="001000000000" w:firstRow="0" w:lastRow="0" w:firstColumn="1" w:lastColumn="0" w:oddVBand="0" w:evenVBand="0" w:oddHBand="0" w:evenHBand="0" w:firstRowFirstColumn="0" w:firstRowLastColumn="0" w:lastRowFirstColumn="0" w:lastRowLastColumn="0"/>
             <w:tcW w:w="308" w:type="pct"/>
+            <w:tcMar/>
             <w:hideMark/>
           </w:tcPr>
           <w:p>
@@ -3719,7 +4124,9 @@
         </w:tc>
         <w:tc>
           <w:tcPr>
+            <w:cnfStyle w:val="000000000000" w:firstRow="0" w:lastRow="0" w:firstColumn="0" w:lastColumn="0" w:oddVBand="0" w:evenVBand="0" w:oddHBand="0" w:evenHBand="0" w:firstRowFirstColumn="0" w:firstRowLastColumn="0" w:lastRowFirstColumn="0" w:lastRowLastColumn="0"/>
             <w:tcW w:w="4692" w:type="pct"/>
+            <w:tcMar/>
             <w:hideMark/>
           </w:tcPr>
           <w:p>
@@ -3796,6 +4203,65 @@
     </w:tbl>
     <w:p>
       <w:pPr>
+        <w:pStyle w:val="Normal"/>
+        <w:rPr>
+          <w:noProof w:val="0"/>
+          <w:lang w:val="es-AR"/>
+        </w:rPr>
+      </w:pPr>
+      <w:r>
+        <w:rPr>
+          <w:noProof w:val="0"/>
+          <w:lang w:val="es-AR"/>
+        </w:rPr>
+        <w:t xml:space="preserve"> </w:t>
+      </w:r>
+      <w:r>
+        <w:drawing>
+          <wp:inline wp14:editId="0E4FD706" wp14:anchorId="46618B27">
+            <wp:extent cx="5724525" cy="4124325"/>
+            <wp:effectExtent l="0" t="0" r="0" b="0"/>
+            <wp:docPr id="577423019" name="drawing"/>
+            <wp:cNvGraphicFramePr>
+              <a:graphicFrameLocks noChangeAspect="1"/>
+            </wp:cNvGraphicFramePr>
+            <a:graphic>
+              <a:graphicData xmlns:a="http://schemas.openxmlformats.org/drawingml/2006/main" uri="http://schemas.openxmlformats.org/drawingml/2006/picture">
+                <pic:pic xmlns:pic="http://schemas.openxmlformats.org/drawingml/2006/picture">
+                  <pic:nvPicPr>
+                    <pic:cNvPr id="577423019" name="Picture 577423019"/>
+                    <pic:cNvPicPr/>
+                  </pic:nvPicPr>
+                  <pic:blipFill>
+                    <a:blip xmlns:r="http://schemas.openxmlformats.org/officeDocument/2006/relationships" r:embed="rId1999887963">
+                      <a:extLst>
+                        <a:ext uri="{28A0092B-C50C-407E-A947-70E740481C1C}">
+                          <a14:useLocalDpi xmlns:a14="http://schemas.microsoft.com/office/drawing/2010/main"/>
+                        </a:ext>
+                      </a:extLst>
+                    </a:blip>
+                    <a:stretch>
+                      <a:fillRect/>
+                    </a:stretch>
+                  </pic:blipFill>
+                  <pic:spPr>
+                    <a:xfrm>
+                      <a:off x="0" y="0"/>
+                      <a:ext cx="5724525" cy="4124325"/>
+                    </a:xfrm>
+                    <a:prstGeom prst="rect">
+                      <a:avLst/>
+                    </a:prstGeom>
+                  </pic:spPr>
+                </pic:pic>
+              </a:graphicData>
+            </a:graphic>
+          </wp:inline>
+        </w:drawing>
+      </w:r>
+    </w:p>
+    <w:p>
+      <w:pPr>
         <w:pStyle w:val="Ttulo2"/>
         <w:rPr>
           <w:lang w:val="es-AR"/>
@@ -3823,6 +4289,7 @@
           <w:tcPr>
             <w:cnfStyle w:val="001000000000" w:firstRow="0" w:lastRow="0" w:firstColumn="1" w:lastColumn="0" w:oddVBand="0" w:evenVBand="0" w:oddHBand="0" w:evenHBand="0" w:firstRowFirstColumn="0" w:firstRowLastColumn="0" w:lastRowFirstColumn="0" w:lastRowLastColumn="0"/>
             <w:tcW w:w="308" w:type="pct"/>
+            <w:tcMar/>
             <w:hideMark/>
           </w:tcPr>
           <w:p>
@@ -4390,7 +4857,9 @@
         </w:tc>
         <w:tc>
           <w:tcPr>
+            <w:cnfStyle w:val="000000000000" w:firstRow="0" w:lastRow="0" w:firstColumn="0" w:lastColumn="0" w:oddVBand="0" w:evenVBand="0" w:oddHBand="0" w:evenHBand="0" w:firstRowFirstColumn="0" w:firstRowLastColumn="0" w:lastRowFirstColumn="0" w:lastRowLastColumn="0"/>
             <w:tcW w:w="4692" w:type="pct"/>
+            <w:tcMar/>
             <w:hideMark/>
           </w:tcPr>
           <w:p>
@@ -4422,6 +4891,110 @@
     </w:tbl>
     <w:p>
       <w:pPr>
+        <w:pStyle w:val="Normal"/>
+        <w:rPr>
+          <w:noProof w:val="0"/>
+          <w:lang w:val="es-AR"/>
+        </w:rPr>
+      </w:pPr>
+      <w:r>
+        <w:drawing>
+          <wp:inline wp14:editId="2B7DCCF2" wp14:anchorId="4B2C781B">
+            <wp:extent cx="5724525" cy="3714750"/>
+            <wp:effectExtent l="0" t="0" r="0" b="0"/>
+            <wp:docPr id="1199795407" name="drawing"/>
+            <wp:cNvGraphicFramePr>
+              <a:graphicFrameLocks noChangeAspect="1"/>
+            </wp:cNvGraphicFramePr>
+            <a:graphic>
+              <a:graphicData xmlns:a="http://schemas.openxmlformats.org/drawingml/2006/main" uri="http://schemas.openxmlformats.org/drawingml/2006/picture">
+                <pic:pic xmlns:pic="http://schemas.openxmlformats.org/drawingml/2006/picture">
+                  <pic:nvPicPr>
+                    <pic:cNvPr id="1199795407" name="Picture 1199795407"/>
+                    <pic:cNvPicPr/>
+                  </pic:nvPicPr>
+                  <pic:blipFill>
+                    <a:blip xmlns:r="http://schemas.openxmlformats.org/officeDocument/2006/relationships" r:embed="rId1762305052">
+                      <a:extLst>
+                        <a:ext uri="{28A0092B-C50C-407E-A947-70E740481C1C}">
+                          <a14:useLocalDpi xmlns:a14="http://schemas.microsoft.com/office/drawing/2010/main"/>
+                        </a:ext>
+                      </a:extLst>
+                    </a:blip>
+                    <a:stretch>
+                      <a:fillRect/>
+                    </a:stretch>
+                  </pic:blipFill>
+                  <pic:spPr>
+                    <a:xfrm>
+                      <a:off x="0" y="0"/>
+                      <a:ext cx="5724525" cy="3714750"/>
+                    </a:xfrm>
+                    <a:prstGeom prst="rect">
+                      <a:avLst/>
+                    </a:prstGeom>
+                  </pic:spPr>
+                </pic:pic>
+              </a:graphicData>
+            </a:graphic>
+          </wp:inline>
+        </w:drawing>
+      </w:r>
+    </w:p>
+    <w:p>
+      <w:pPr>
+        <w:pStyle w:val="Normal"/>
+        <w:rPr>
+          <w:noProof w:val="0"/>
+          <w:lang w:val="es-AR"/>
+        </w:rPr>
+      </w:pPr>
+      <w:r>
+        <w:drawing>
+          <wp:inline wp14:editId="486C86E3" wp14:anchorId="205DEDB9">
+            <wp:extent cx="5724525" cy="3952875"/>
+            <wp:effectExtent l="0" t="0" r="0" b="0"/>
+            <wp:docPr id="282234682" name="drawing"/>
+            <wp:cNvGraphicFramePr>
+              <a:graphicFrameLocks noChangeAspect="1"/>
+            </wp:cNvGraphicFramePr>
+            <a:graphic>
+              <a:graphicData xmlns:a="http://schemas.openxmlformats.org/drawingml/2006/main" uri="http://schemas.openxmlformats.org/drawingml/2006/picture">
+                <pic:pic xmlns:pic="http://schemas.openxmlformats.org/drawingml/2006/picture">
+                  <pic:nvPicPr>
+                    <pic:cNvPr id="282234682" name="Picture 282234682"/>
+                    <pic:cNvPicPr/>
+                  </pic:nvPicPr>
+                  <pic:blipFill>
+                    <a:blip xmlns:r="http://schemas.openxmlformats.org/officeDocument/2006/relationships" r:embed="rId2006815806">
+                      <a:extLst>
+                        <a:ext uri="{28A0092B-C50C-407E-A947-70E740481C1C}">
+                          <a14:useLocalDpi xmlns:a14="http://schemas.microsoft.com/office/drawing/2010/main"/>
+                        </a:ext>
+                      </a:extLst>
+                    </a:blip>
+                    <a:stretch>
+                      <a:fillRect/>
+                    </a:stretch>
+                  </pic:blipFill>
+                  <pic:spPr>
+                    <a:xfrm>
+                      <a:off x="0" y="0"/>
+                      <a:ext cx="5724525" cy="3952875"/>
+                    </a:xfrm>
+                    <a:prstGeom prst="rect">
+                      <a:avLst/>
+                    </a:prstGeom>
+                  </pic:spPr>
+                </pic:pic>
+              </a:graphicData>
+            </a:graphic>
+          </wp:inline>
+        </w:drawing>
+      </w:r>
+    </w:p>
+    <w:p>
+      <w:pPr>
         <w:pStyle w:val="Ttulo1"/>
         <w:rPr>
           <w:lang w:val="es-AR"/>
@@ -4479,6 +5052,7 @@
           <w:tcPr>
             <w:cnfStyle w:val="001000000000" w:firstRow="0" w:lastRow="0" w:firstColumn="1" w:lastColumn="0" w:oddVBand="0" w:evenVBand="0" w:oddHBand="0" w:evenHBand="0" w:firstRowFirstColumn="0" w:firstRowLastColumn="0" w:lastRowFirstColumn="0" w:lastRowLastColumn="0"/>
             <w:tcW w:w="308" w:type="pct"/>
+            <w:tcMar/>
             <w:hideMark/>
           </w:tcPr>
           <w:p>
@@ -5046,7 +5620,9 @@
         </w:tc>
         <w:tc>
           <w:tcPr>
+            <w:cnfStyle w:val="000000000000" w:firstRow="0" w:lastRow="0" w:firstColumn="0" w:lastColumn="0" w:oddVBand="0" w:evenVBand="0" w:oddHBand="0" w:evenHBand="0" w:firstRowFirstColumn="0" w:firstRowLastColumn="0" w:lastRowFirstColumn="0" w:lastRowLastColumn="0"/>
             <w:tcW w:w="4692" w:type="pct"/>
+            <w:tcMar/>
             <w:hideMark/>
           </w:tcPr>
           <w:p>
@@ -5125,6 +5701,34 @@
     </w:tbl>
     <w:p>
       <w:pPr>
+        <w:pStyle w:val="Normal"/>
+      </w:pPr>
+      <w:r>
+        <w:rPr>
+          <w:noProof w:val="0"/>
+          <w:lang w:val="es-ES"/>
+        </w:rPr>
+        <w:t xml:space="preserve">El proveedor seleccionado es </w:t>
+      </w:r>
+      <w:r>
+        <w:rPr>
+          <w:b w:val="1"/>
+          <w:bCs w:val="1"/>
+          <w:noProof w:val="0"/>
+          <w:lang w:val="es-ES"/>
+        </w:rPr>
+        <w:t>Zoho One</w:t>
+      </w:r>
+      <w:r>
+        <w:rPr>
+          <w:noProof w:val="0"/>
+          <w:lang w:val="es-ES"/>
+        </w:rPr>
+        <w:t>, con un puntaje global ponderado de 90.5%, el más alto entre los cuatro proveedores preseleccionados en el RFI y el mejor posicionado entre los dos finalistas del RFP. Su cobertura general supera lo esperado en los aspectos funcional y económico, los dos criterios de mayor ponderación en la matriz (45% y 20% respectivamente), lo que lo posiciona como la alternativa más alineada a las prioridades del cliente: una PyME sin departamento de TI propio que necesita una solución funcionalmente completa, accesible en costo y de rápida adopción. Como ventaja adicional, su curva de aprendizaje reportada es más baja que la de MS Dynamics, lo que reduce el riesgo de resistencia al cambio en un equipo administrativo reducido. Como desventaja, presenta una cobertura técnica y de soporte levemente inferior a la de MS Dynamics, particularmente en integraciones avanzadas con sistemas externos, lo que deberá monitorearse a medida que la organización escale.</w:t>
+      </w:r>
+    </w:p>
+    <w:p>
+      <w:pPr>
         <w:pStyle w:val="Ttulo2"/>
         <w:rPr>
           <w:rFonts w:eastAsia="Times New Roman"/>
@@ -5159,6 +5763,7 @@
           <w:tcPr>
             <w:cnfStyle w:val="001000000000" w:firstRow="0" w:lastRow="0" w:firstColumn="1" w:lastColumn="0" w:oddVBand="0" w:evenVBand="0" w:oddHBand="0" w:evenHBand="0" w:firstRowFirstColumn="0" w:firstRowLastColumn="0" w:lastRowFirstColumn="0" w:lastRowLastColumn="0"/>
             <w:tcW w:w="308" w:type="pct"/>
+            <w:tcMar/>
             <w:hideMark/>
           </w:tcPr>
           <w:p>
@@ -5726,7 +6331,9 @@
         </w:tc>
         <w:tc>
           <w:tcPr>
+            <w:cnfStyle w:val="000000000000" w:firstRow="0" w:lastRow="0" w:firstColumn="0" w:lastColumn="0" w:oddVBand="0" w:evenVBand="0" w:oddHBand="0" w:evenHBand="0" w:firstRowFirstColumn="0" w:firstRowLastColumn="0" w:lastRowFirstColumn="0" w:lastRowLastColumn="0"/>
             <w:tcW w:w="4692" w:type="pct"/>
+            <w:tcMar/>
             <w:hideMark/>
           </w:tcPr>
           <w:p>
@@ -5761,6 +6368,18 @@
     </w:tbl>
     <w:p>
       <w:pPr>
+        <w:pStyle w:val="Normal"/>
+      </w:pPr>
+      <w:r>
+        <w:rPr>
+          <w:noProof w:val="0"/>
+          <w:lang w:val="es-ES"/>
+        </w:rPr>
+        <w:t>Los principales desvíos identificados entre el requerimiento original y la propuesta de Zoho One se concentran en: (1) soporte premium, donde obtuvo un puntaje de cumplimiento parcial (0.5), por lo que se recomienda evaluar la contratación de un plan superior si el volumen de incidentes lo justifica; (2) automatización de workflows comerciales complejos, donde el puntaje fue intermedio, sugiriendo validar con el proveedor el alcance exacto de las reglas automáticas disponibles sin necesidad de desarrollo adicional; y (3) capacidades de business intelligence avanzado, levemente por debajo de MS Dynamics, lo que podría requerir un complemento o configuración adicional en el módulo Zoho Analytics a medida que crezca el volumen de datos. Como plan de acción, se sugiere incorporar estos puntos como cláusulas de seguimiento en la negociación contractual, condicionando la implementación a una prueba piloto de los módulos de automatización y BI antes del despliegue completo.</w:t>
+      </w:r>
+    </w:p>
+    <w:p>
+      <w:pPr>
         <w:pStyle w:val="Ttulo2"/>
         <w:rPr>
           <w:rFonts w:eastAsia="Times New Roman"/>
@@ -5788,6 +6407,7 @@
           <w:tcPr>
             <w:cnfStyle w:val="001000000000" w:firstRow="0" w:lastRow="0" w:firstColumn="1" w:lastColumn="0" w:oddVBand="0" w:evenVBand="0" w:oddHBand="0" w:evenHBand="0" w:firstRowFirstColumn="0" w:firstRowLastColumn="0" w:lastRowFirstColumn="0" w:lastRowLastColumn="0"/>
             <w:tcW w:w="308" w:type="pct"/>
+            <w:tcMar/>
           </w:tcPr>
           <w:p>
             <w:r>
@@ -6380,7 +7000,9 @@
         </w:tc>
         <w:tc>
           <w:tcPr>
+            <w:cnfStyle w:val="000000000000" w:firstRow="0" w:lastRow="0" w:firstColumn="0" w:lastColumn="0" w:oddVBand="0" w:evenVBand="0" w:oddHBand="0" w:evenHBand="0" w:firstRowFirstColumn="0" w:firstRowLastColumn="0" w:lastRowFirstColumn="0" w:lastRowLastColumn="0"/>
             <w:tcW w:w="4692" w:type="pct"/>
+            <w:tcMar/>
           </w:tcPr>
           <w:p>
             <w:pPr>
@@ -6405,6 +7027,18 @@
     </w:tbl>
     <w:p>
       <w:pPr>
+        <w:pStyle w:val="Normal"/>
+      </w:pPr>
+      <w:r>
+        <w:rPr>
+          <w:noProof w:val="0"/>
+          <w:lang w:val="es-AR"/>
+        </w:rPr>
+        <w:t>No fue posible concretar una instancia de contacto directo con los proveedores evaluados (Microsoft Dynamics 365 + SharePoint y Zoho One), dado que no se obtuvo respuesta a las solicitudes de información cursadas. En consecuencia, el análisis de cumplimiento y la evaluación económica se sustentan en información pública disponible (sitios oficiales, documentación de producto, pricing publicado) y en los criterios definidos en la Matriz RFP (T09), sin poder validar puntos como condiciones de soporte negociables, descuentos por volumen o disponibilidad de una demo personalizada para el caso de Inversora de Capilla.</w:t>
+      </w:r>
+    </w:p>
+    <w:p>
+      <w:pPr>
         <w:pStyle w:val="Ttulo1"/>
         <w:rPr>
           <w:lang w:val="es-AR"/>
@@ -6438,6 +7072,7 @@
           <w:tcPr>
             <w:cnfStyle w:val="001000000000" w:firstRow="0" w:lastRow="0" w:firstColumn="1" w:lastColumn="0" w:oddVBand="0" w:evenVBand="0" w:oddHBand="0" w:evenHBand="0" w:firstRowFirstColumn="0" w:firstRowLastColumn="0" w:lastRowFirstColumn="0" w:lastRowLastColumn="0"/>
             <w:tcW w:w="308" w:type="pct"/>
+            <w:tcMar/>
             <w:hideMark/>
           </w:tcPr>
           <w:p>
@@ -7005,7 +7640,9 @@
         </w:tc>
         <w:tc>
           <w:tcPr>
+            <w:cnfStyle w:val="000000000000" w:firstRow="0" w:lastRow="0" w:firstColumn="0" w:lastColumn="0" w:oddVBand="0" w:evenVBand="0" w:oddHBand="0" w:evenHBand="0" w:firstRowFirstColumn="0" w:firstRowLastColumn="0" w:lastRowFirstColumn="0" w:lastRowLastColumn="0"/>
             <w:tcW w:w="4692" w:type="pct"/>
+            <w:tcMar/>
             <w:hideMark/>
           </w:tcPr>
           <w:p>
@@ -7118,16 +7755,25 @@
     </w:tbl>
     <w:p>
       <w:pPr>
-        <w:rPr>
-          <w:b/>
-          <w:bCs/>
-          <w:caps/>
-          <w:color w:val="1F4E79" w:themeColor="accent1" w:themeShade="80"/>
-          <w:sz w:val="28"/>
-          <w:szCs w:val="28"/>
+        <w:pStyle w:val="Normal"/>
+        <w:rPr>
+          <w:rFonts w:ascii="Arial" w:hAnsi="Arial" w:eastAsia="Arial" w:cs="Arial"/>
+          <w:noProof w:val="0"/>
+          <w:sz w:val="18"/>
+          <w:szCs w:val="18"/>
           <w:lang w:val="es-AR"/>
         </w:rPr>
       </w:pPr>
+      <w:r>
+        <w:rPr>
+          <w:rFonts w:ascii="Arial" w:hAnsi="Arial" w:eastAsia="Arial" w:cs="Arial"/>
+          <w:noProof w:val="0"/>
+          <w:sz w:val="18"/>
+          <w:szCs w:val="18"/>
+          <w:lang w:val="es-AR"/>
+        </w:rPr>
+        <w:t>Los principales desvíos identificados entre el requerimiento original y la propuesta de Zoho One se concentran en: (1) soporte premium, donde obtuvo un puntaje de cumplimiento parcial (0.5), por lo que se recomienda evaluar la contratación de un plan superior si el volumen de incidentes lo justifica; (2) automatización de workflows comerciales complejos, donde el puntaje fue intermedio, sugiriendo validar con el proveedor el alcance exacto de las reglas automáticas disponibles sin necesidad de desarrollo adicional; y (3) capacidades de business intelligence avanzado, levemente por debajo de MS Dynamics, lo que podría requerir un complemento o configuración adicional en el módulo Zoho Analytics a medida que crezca el volumen de datos. Como plan de acción, se sugiere incorporar estos puntos como cláusulas de seguimiento en la negociación contractual, condicionando la implementación a una prueba piloto de los módulos de automatización y BI antes del despliegue completo.</w:t>
+      </w:r>
     </w:p>
     <w:p>
       <w:pPr>
